--- a/export/pieces/pitch-cabinet-technique.docx
+++ b/export/pieces/pitch-cabinet-technique.docx
@@ -34,6 +34,113 @@
       </w:pPr>
       <w:r>
         <w:t>Note technique à l'attention d'un collaborateur de cabinet</w:t>
+      </w:r>
+    </w:p>
+    <w:p>
+      <w:pPr>
+        <w:pStyle w:val="Heading2"/>
+      </w:pPr>
+      <w:r>
+        <w:t>Sommaire</w:t>
+      </w:r>
+    </w:p>
+    <w:p>
+      <w:pPr>
+        <w:pStyle w:val="ListBullet"/>
+      </w:pPr>
+      <w:r>
+        <w:rPr>
+          <w:b w:val="0"/>
+        </w:rPr>
+        <w:t>1. Base légale, article par article</w:t>
+      </w:r>
+    </w:p>
+    <w:p>
+      <w:pPr>
+        <w:pStyle w:val="ListBullet"/>
+      </w:pPr>
+      <w:r>
+        <w:rPr>
+          <w:b w:val="0"/>
+        </w:rPr>
+        <w:t>2. Le point juridique qu'il faut faire trancher d'abord</w:t>
+      </w:r>
+    </w:p>
+    <w:p>
+      <w:pPr>
+        <w:pStyle w:val="ListBullet"/>
+      </w:pPr>
+      <w:r>
+        <w:rPr>
+          <w:b w:val="0"/>
+        </w:rPr>
+        <w:t>3. La chaîne d'actes à produire</w:t>
+      </w:r>
+    </w:p>
+    <w:p>
+      <w:pPr>
+        <w:pStyle w:val="ListBullet"/>
+      </w:pPr>
+      <w:r>
+        <w:rPr>
+          <w:b w:val="0"/>
+        </w:rPr>
+        <w:t>4. Régime des données, ce que l'arrêté doit dire</w:t>
+      </w:r>
+    </w:p>
+    <w:p>
+      <w:pPr>
+        <w:pStyle w:val="ListBullet"/>
+      </w:pPr>
+      <w:r>
+        <w:rPr>
+          <w:b w:val="0"/>
+        </w:rPr>
+        <w:t>5. Montage financier et comptable</w:t>
+      </w:r>
+    </w:p>
+    <w:p>
+      <w:pPr>
+        <w:pStyle w:val="ListBullet"/>
+      </w:pPr>
+      <w:r>
+        <w:rPr>
+          <w:b w:val="0"/>
+        </w:rPr>
+        <w:t>6. Partenariats à contractualiser</w:t>
+      </w:r>
+    </w:p>
+    <w:p>
+      <w:pPr>
+        <w:pStyle w:val="ListBullet"/>
+      </w:pPr>
+      <w:r>
+        <w:rPr>
+          <w:b w:val="0"/>
+        </w:rPr>
+        <w:t>7. Risques contentieux, par ordre de vraisemblance</w:t>
+      </w:r>
+    </w:p>
+    <w:p>
+      <w:pPr>
+        <w:pStyle w:val="ListBullet"/>
+      </w:pPr>
+      <w:r>
+        <w:rPr>
+          <w:b w:val="0"/>
+        </w:rPr>
+        <w:t>8. Les trois arbitrages à demander au cabinet</w:t>
+      </w:r>
+    </w:p>
+    <w:p>
+      <w:pPr>
+        <w:pStyle w:val="ListBullet"/>
+      </w:pPr>
+      <w:r>
+        <w:rPr>
+          <w:b w:val="0"/>
+        </w:rPr>
+        <w:t>9. Points à confirmer avant rédaction</w:t>
       </w:r>
     </w:p>
     <w:p>

--- a/export/pieces/pitch-cabinet-technique.docx
+++ b/export/pieces/pitch-cabinet-technique.docx
@@ -454,7 +454,7 @@
         <w:pStyle w:val="ListNumber"/>
       </w:pPr>
       <w:r>
-        <w:t>Vœu ou délibération du conseil d'arrondissement (le 20e est le périmètre recommandé : 6 133 chiens identifiés, 45 conseillers d'arrondissement), qui vaut engagement politique et peut servir de base à l'expérimentation.</w:t>
+        <w:t>Vœu ou délibération du conseil d'arrondissement (le 13e est le périmètre retenu : des volontaires y comptent déjà, 43 sièges au conseil d'arrondissement, majorité stable depuis mars 2026), qui vaut engagement politique et peut servir de base à l'expérimentation.</w:t>
       </w:r>
     </w:p>
     <w:p>
@@ -943,7 +943,7 @@
         <w:t>Périmètre</w:t>
       </w:r>
       <w:r>
-        <w:t xml:space="preserve"> : un arrondissement (le 20e, recommandé) ou deux. Réponse recommandée : un seul, avec extension décidée après évaluation.</w:t>
+        <w:t xml:space="preserve"> : un arrondissement (le 13e, retenu : c'est là que vivent les volontaires qui comptent) ou deux. Réponse recommandée : un seul, avec extension décidée après évaluation.</w:t>
       </w:r>
     </w:p>
     <w:p>
